--- a/ugovor_bez_pdv.docx
+++ b/ugovor_bez_pdv.docx
@@ -26029,9 +26029,9 @@
  
      < S t a n d a r d _ T e x t >   
-         < A d d i t i o n P i c > A d d i t i o n P i c < / A d d i t i o n P i c > +         < A d d i t i o n P i c   / >   
-         < A d d i t i o n P i c 2 > A d d i t i o n P i c 2 < / A d d i t i o n P i c 2 > +         < A d d i t i o n P i c 2   / >   
          < A d d r e s s > A d d r e s s < / A d d r e s s >   
@@ -26063,7 +26063,7 @@
  
          < C o m p a n y I n f o P o s t C o d e > C o m p a n y I n f o P o s t C o d e < / C o m p a n y I n f o P o s t C o d e >   
-         < C o m p a n y L o g o > C o m p a n y L o g o < / C o m p a n y L o g o > +         < C o m p a n y L o g o   / >   
          < C o n t r a c t _ N a m e > C o n t r a c t _ N a m e < / C o n t r a c t _ N a m e >   
